--- a/04 กิตติกรรมประกาศ.docx
+++ b/04 กิตติกรรมประกาศ.docx
@@ -14,8 +14,6 @@
           <w:bCs/>
         </w:rPr>
       </w:pPr>
-      <w:bookmarkStart w:id="0" w:name="_GoBack"/>
-      <w:bookmarkEnd w:id="0"/>
       <w:r>
         <w:rPr>
           <w:rFonts w:hint="cs"/>
@@ -311,12 +309,14 @@
         </w:tabs>
         <w:jc w:val="thaiDistribute"/>
       </w:pPr>
+      <w:bookmarkStart w:id="0" w:name="_GoBack"/>
+      <w:bookmarkEnd w:id="0"/>
     </w:p>
     <w:sectPr>
       <w:footerReference w:type="default" r:id="rId6"/>
       <w:pgSz w:w="11906" w:h="16838" w:code="9"/>
       <w:pgMar w:top="2160" w:right="2160" w:bottom="1440" w:left="1440" w:header="1440" w:footer="720" w:gutter="0"/>
-      <w:pgNumType w:fmt="thaiLetters" w:start="6"/>
+      <w:pgNumType w:fmt="thaiLetters" w:start="5"/>
       <w:cols w:space="720"/>
       <w:docGrid w:linePitch="435"/>
     </w:sectPr>
@@ -353,12 +353,21 @@
         <w:docPartUnique/>
       </w:docPartObj>
     </w:sdtPr>
-    <w:sdtEndPr/>
+    <w:sdtEndPr>
+      <w:rPr>
+        <w:rFonts w:cs="TH SarabunPSK"/>
+        <w:szCs w:val="32"/>
+      </w:rPr>
+    </w:sdtEndPr>
     <w:sdtContent>
       <w:p>
         <w:pPr>
           <w:pStyle w:val="Footer"/>
           <w:jc w:val="center"/>
+          <w:rPr>
+            <w:rFonts w:cs="TH SarabunPSK"/>
+            <w:szCs w:val="32"/>
+          </w:rPr>
         </w:pPr>
         <w:r>
           <w:rPr>

--- a/04 กิตติกรรมประกาศ.docx
+++ b/04 กิตติกรรมประกาศ.docx
@@ -315,7 +315,7 @@
     <w:sectPr>
       <w:footerReference w:type="default" r:id="rId6"/>
       <w:pgSz w:w="11906" w:h="16838" w:code="9"/>
-      <w:pgMar w:top="2160" w:right="2160" w:bottom="1440" w:left="1440" w:header="1440" w:footer="720" w:gutter="0"/>
+      <w:pgMar w:top="2160" w:right="1440" w:bottom="1440" w:left="2160" w:header="1440" w:footer="720" w:gutter="0"/>
       <w:pgNumType w:fmt="thaiLetters" w:start="5"/>
       <w:cols w:space="720"/>
       <w:docGrid w:linePitch="435"/>

--- a/04 กิตติกรรมประกาศ.docx
+++ b/04 กิตติกรรมประกาศ.docx
@@ -1,6 +1,6 @@
 
 <file path=word/document.xml><?xml version="1.0" encoding="utf-8"?>
-<w:document xmlns:wpc="http://schemas.microsoft.com/office/word/2010/wordprocessingCanvas" xmlns:cx="http://schemas.microsoft.com/office/drawing/2014/chartex" xmlns:cx1="http://schemas.microsoft.com/office/drawing/2015/9/8/chartex" xmlns:cx2="http://schemas.microsoft.com/office/drawing/2015/10/21/chartex" xmlns:cx3="http://schemas.microsoft.com/office/drawing/2016/5/9/chartex" xmlns:cx4="http://schemas.microsoft.com/office/drawing/2016/5/10/chartex" xmlns:cx5="http://schemas.microsoft.com/office/drawing/2016/5/11/chartex" xmlns:cx6="http://schemas.microsoft.com/office/drawing/2016/5/12/chartex" xmlns:cx7="http://schemas.microsoft.com/office/drawing/2016/5/13/chartex" xmlns:cx8="http://schemas.microsoft.com/office/drawing/2016/5/14/chartex" xmlns:mc="http://schemas.openxmlformats.org/markup-compatibility/2006" xmlns:aink="http://schemas.microsoft.com/office/drawing/2016/ink" xmlns:am3d="http://schemas.microsoft.com/office/drawing/2017/model3d" xmlns:o="urn:schemas-microsoft-com:office:office" xmlns:r="http://schemas.openxmlformats.org/officeDocument/2006/relationships" xmlns:m="http://schemas.openxmlformats.org/officeDocument/2006/math" xmlns:v="urn:schemas-microsoft-com:vml" xmlns:wp14="http://schemas.microsoft.com/office/word/2010/wordprocessingDrawing" xmlns:wp="http://schemas.openxmlformats.org/drawingml/2006/wordprocessingDrawing" xmlns:w10="urn:schemas-microsoft-com:office:word" xmlns:w="http://schemas.openxmlformats.org/wordprocessingml/2006/main" xmlns:w14="http://schemas.microsoft.com/office/word/2010/wordml" xmlns:w15="http://schemas.microsoft.com/office/word/2012/wordml" xmlns:w16cid="http://schemas.microsoft.com/office/word/2016/wordml/cid" xmlns:w16se="http://schemas.microsoft.com/office/word/2015/wordml/symex" xmlns:wpg="http://schemas.microsoft.com/office/word/2010/wordprocessingGroup" xmlns:wpi="http://schemas.microsoft.com/office/word/2010/wordprocessingInk" xmlns:wne="http://schemas.microsoft.com/office/word/2006/wordml" xmlns:wps="http://schemas.microsoft.com/office/word/2010/wordprocessingShape" mc:Ignorable="w14 w15 w16se w16cid wp14">
+<w:document xmlns:wpc="http://schemas.microsoft.com/office/word/2010/wordprocessingCanvas" xmlns:cx="http://schemas.microsoft.com/office/drawing/2014/chartex" xmlns:cx1="http://schemas.microsoft.com/office/drawing/2015/9/8/chartex" xmlns:cx2="http://schemas.microsoft.com/office/drawing/2015/10/21/chartex" xmlns:cx3="http://schemas.microsoft.com/office/drawing/2016/5/9/chartex" xmlns:cx4="http://schemas.microsoft.com/office/drawing/2016/5/10/chartex" xmlns:cx5="http://schemas.microsoft.com/office/drawing/2016/5/11/chartex" xmlns:cx6="http://schemas.microsoft.com/office/drawing/2016/5/12/chartex" xmlns:cx7="http://schemas.microsoft.com/office/drawing/2016/5/13/chartex" xmlns:cx8="http://schemas.microsoft.com/office/drawing/2016/5/14/chartex" xmlns:mc="http://schemas.openxmlformats.org/markup-compatibility/2006" xmlns:aink="http://schemas.microsoft.com/office/drawing/2016/ink" xmlns:am3d="http://schemas.microsoft.com/office/drawing/2017/model3d" xmlns:o="urn:schemas-microsoft-com:office:office" xmlns:r="http://schemas.openxmlformats.org/officeDocument/2006/relationships" xmlns:m="http://schemas.openxmlformats.org/officeDocument/2006/math" xmlns:v="urn:schemas-microsoft-com:vml" xmlns:wp14="http://schemas.microsoft.com/office/word/2010/wordprocessingDrawing" xmlns:wp="http://schemas.openxmlformats.org/drawingml/2006/wordprocessingDrawing" xmlns:w10="urn:schemas-microsoft-com:office:word" xmlns:w="http://schemas.openxmlformats.org/wordprocessingml/2006/main" xmlns:w14="http://schemas.microsoft.com/office/word/2010/wordml" xmlns:w15="http://schemas.microsoft.com/office/word/2012/wordml" xmlns:w16cex="http://schemas.microsoft.com/office/word/2018/wordml/cex" xmlns:w16cid="http://schemas.microsoft.com/office/word/2016/wordml/cid" xmlns:w16="http://schemas.microsoft.com/office/word/2018/wordml" xmlns:w16sdtdh="http://schemas.microsoft.com/office/word/2020/wordml/sdtdatahash" xmlns:w16se="http://schemas.microsoft.com/office/word/2015/wordml/symex" xmlns:wpg="http://schemas.microsoft.com/office/word/2010/wordprocessingGroup" xmlns:wpi="http://schemas.microsoft.com/office/word/2010/wordprocessingInk" xmlns:wne="http://schemas.microsoft.com/office/word/2006/wordml" xmlns:wps="http://schemas.microsoft.com/office/word/2010/wordprocessingShape" mc:Ignorable="w14 w15 w16se w16cid w16 w16cex w16sdtdh wp14">
   <w:body>
     <w:p>
       <w:pPr>
@@ -190,7 +190,20 @@
         <w:rPr>
           <w:cs/>
         </w:rPr>
-        <w:t xml:space="preserve"> จำกัด ตลอดจนบุคคลและหน่วยงานที่เกี่ยวข้อง ที่ได้กรุณาให้ข้อมูล ความร่วมมือ และการสนับสนุนในด้านต่าง ๆ จนทำให้การศึกษาครั้งนี้ดำเนินไปอย่างราบรื่นและบรรลุตามวัตถุประสงค์ที่วางไว้ทุกประการ</w:t>
+        <w:t xml:space="preserve"> จำกัด ตลอดจนบุคคล</w:t>
+      </w:r>
+      <w:r>
+        <w:rPr>
+          <w:rFonts w:hint="cs"/>
+          <w:cs/>
+        </w:rPr>
+        <w:t>ากร</w:t>
+      </w:r>
+      <w:r>
+        <w:rPr>
+          <w:cs/>
+        </w:rPr>
+        <w:t>และหน่วยงานที่เกี่ยวข้อง ที่ได้กรุณาให้ข้อมูล ความร่วมมือ และการสนับสนุนในด้านต่าง ๆ จนทำให้การศึกษาครั้งนี้ดำเนินไปอย่างราบรื่นและบรรลุตามวัตถุประสงค์ที่วางไว้ทุกประการ</w:t>
       </w:r>
     </w:p>
     <w:p>
@@ -210,13 +223,71 @@
         </w:tabs>
         <w:ind w:firstLine="4962"/>
         <w:jc w:val="thaiDistribute"/>
+        <w:rPr>
+          <w:rFonts w:hint="cs"/>
+        </w:rPr>
       </w:pPr>
       <w:r>
         <w:rPr>
           <w:rFonts w:hint="cs"/>
           <w:cs/>
         </w:rPr>
-        <w:t>นายวัชรินทร์ สายนันท์</w:t>
+        <w:t>นาย</w:t>
+      </w:r>
+      <w:r>
+        <w:rPr>
+          <w:rFonts w:hint="cs"/>
+          <w:cs/>
+        </w:rPr>
+        <w:t>รัช</w:t>
+      </w:r>
+      <w:proofErr w:type="spellStart"/>
+      <w:r>
+        <w:rPr>
+          <w:rFonts w:hint="cs"/>
+          <w:cs/>
+        </w:rPr>
+        <w:t>ช์</w:t>
+      </w:r>
+      <w:proofErr w:type="spellEnd"/>
+      <w:r>
+        <w:rPr>
+          <w:rFonts w:hint="cs"/>
+          <w:cs/>
+        </w:rPr>
+        <w:t>ชกฤต</w:t>
+      </w:r>
+      <w:proofErr w:type="spellStart"/>
+      <w:r>
+        <w:rPr>
+          <w:rFonts w:hint="cs"/>
+          <w:cs/>
+        </w:rPr>
+        <w:t>ย์</w:t>
+      </w:r>
+      <w:proofErr w:type="spellEnd"/>
+      <w:r>
+        <w:rPr>
+          <w:rFonts w:hint="cs"/>
+          <w:cs/>
+        </w:rPr>
+        <w:t xml:space="preserve"> กิตติโชคธน</w:t>
+      </w:r>
+      <w:proofErr w:type="spellStart"/>
+      <w:r>
+        <w:rPr>
+          <w:rFonts w:hint="cs"/>
+          <w:cs/>
+        </w:rPr>
+        <w:t>วั</w:t>
+      </w:r>
+      <w:proofErr w:type="spellEnd"/>
+      <w:r>
+        <w:rPr>
+          <w:rFonts w:hint="cs"/>
+          <w:cs/>
+        </w:rPr>
+        <w:t>ชร์</w:t>
       </w:r>
     </w:p>
     <w:p>
@@ -228,6 +299,7 @@
         <w:ind w:firstLine="4962"/>
         <w:jc w:val="thaiDistribute"/>
         <w:rPr>
+          <w:rFonts w:hint="cs"/>
           <w:cs/>
         </w:rPr>
       </w:pPr>
@@ -240,65 +312,12 @@
       </w:r>
       <w:r>
         <w:rPr>
+          <w:rFonts w:hint="cs"/>
           <w:snapToGrid w:val="0"/>
           <w:cs/>
           <w:lang w:eastAsia="th-TH"/>
         </w:rPr>
-        <w:t>รัช</w:t>
-      </w:r>
-      <w:proofErr w:type="spellStart"/>
-      <w:r>
-        <w:rPr>
-          <w:snapToGrid w:val="0"/>
-          <w:cs/>
-          <w:lang w:eastAsia="th-TH"/>
-        </w:rPr>
-        <w:t>ช์</w:t>
-      </w:r>
-      <w:proofErr w:type="spellEnd"/>
-      <w:r>
-        <w:rPr>
-          <w:snapToGrid w:val="0"/>
-          <w:cs/>
-          <w:lang w:eastAsia="th-TH"/>
-        </w:rPr>
-        <w:t>ชกฤต</w:t>
-      </w:r>
-      <w:proofErr w:type="spellStart"/>
-      <w:r>
-        <w:rPr>
-          <w:snapToGrid w:val="0"/>
-          <w:cs/>
-          <w:lang w:eastAsia="th-TH"/>
-        </w:rPr>
-        <w:t>ย์</w:t>
-      </w:r>
-      <w:proofErr w:type="spellEnd"/>
-      <w:r>
-        <w:rPr>
-          <w:snapToGrid w:val="0"/>
-          <w:cs/>
-          <w:lang w:eastAsia="th-TH"/>
-        </w:rPr>
-        <w:t xml:space="preserve"> กิตติโชคธน</w:t>
-      </w:r>
-      <w:proofErr w:type="spellStart"/>
-      <w:r>
-        <w:rPr>
-          <w:snapToGrid w:val="0"/>
-          <w:cs/>
-          <w:lang w:eastAsia="th-TH"/>
-        </w:rPr>
-        <w:t>วัชร</w:t>
-      </w:r>
-      <w:proofErr w:type="spellEnd"/>
-      <w:r>
-        <w:rPr>
-          <w:snapToGrid w:val="0"/>
-          <w:cs/>
-          <w:lang w:eastAsia="th-TH"/>
-        </w:rPr>
-        <w:t>์</w:t>
+        <w:t>วัชรินทร์ สายนันท์</w:t>
       </w:r>
     </w:p>
     <w:p>
@@ -309,8 +328,6 @@
         </w:tabs>
         <w:jc w:val="thaiDistribute"/>
       </w:pPr>
-      <w:bookmarkStart w:id="0" w:name="_GoBack"/>
-      <w:bookmarkEnd w:id="0"/>
     </w:p>
     <w:sectPr>
       <w:footerReference w:type="default" r:id="rId6"/>
@@ -325,7 +342,7 @@
 </file>
 
 <file path=word/endnotes.xml><?xml version="1.0" encoding="utf-8"?>
-<w:endnotes xmlns:wpc="http://schemas.microsoft.com/office/word/2010/wordprocessingCanvas" xmlns:cx="http://schemas.microsoft.com/office/drawing/2014/chartex" xmlns:cx1="http://schemas.microsoft.com/office/drawing/2015/9/8/chartex" xmlns:cx2="http://schemas.microsoft.com/office/drawing/2015/10/21/chartex" xmlns:cx3="http://schemas.microsoft.com/office/drawing/2016/5/9/chartex" xmlns:cx4="http://schemas.microsoft.com/office/drawing/2016/5/10/chartex" xmlns:cx5="http://schemas.microsoft.com/office/drawing/2016/5/11/chartex" xmlns:cx6="http://schemas.microsoft.com/office/drawing/2016/5/12/chartex" xmlns:cx7="http://schemas.microsoft.com/office/drawing/2016/5/13/chartex" xmlns:cx8="http://schemas.microsoft.com/office/drawing/2016/5/14/chartex" xmlns:mc="http://schemas.openxmlformats.org/markup-compatibility/2006" xmlns:aink="http://schemas.microsoft.com/office/drawing/2016/ink" xmlns:am3d="http://schemas.microsoft.com/office/drawing/2017/model3d" xmlns:o="urn:schemas-microsoft-com:office:office" xmlns:r="http://schemas.openxmlformats.org/officeDocument/2006/relationships" xmlns:m="http://schemas.openxmlformats.org/officeDocument/2006/math" xmlns:v="urn:schemas-microsoft-com:vml" xmlns:wp14="http://schemas.microsoft.com/office/word/2010/wordprocessingDrawing" xmlns:wp="http://schemas.openxmlformats.org/drawingml/2006/wordprocessingDrawing" xmlns:w10="urn:schemas-microsoft-com:office:word" xmlns:w="http://schemas.openxmlformats.org/wordprocessingml/2006/main" xmlns:w14="http://schemas.microsoft.com/office/word/2010/wordml" xmlns:w15="http://schemas.microsoft.com/office/word/2012/wordml" xmlns:w16cid="http://schemas.microsoft.com/office/word/2016/wordml/cid" xmlns:w16se="http://schemas.microsoft.com/office/word/2015/wordml/symex" xmlns:wpg="http://schemas.microsoft.com/office/word/2010/wordprocessingGroup" xmlns:wpi="http://schemas.microsoft.com/office/word/2010/wordprocessingInk" xmlns:wne="http://schemas.microsoft.com/office/word/2006/wordml" xmlns:wps="http://schemas.microsoft.com/office/word/2010/wordprocessingShape" mc:Ignorable="w14 w15 w16se w16cid wp14">
+<w:endnotes xmlns:wpc="http://schemas.microsoft.com/office/word/2010/wordprocessingCanvas" xmlns:cx="http://schemas.microsoft.com/office/drawing/2014/chartex" xmlns:cx1="http://schemas.microsoft.com/office/drawing/2015/9/8/chartex" xmlns:cx2="http://schemas.microsoft.com/office/drawing/2015/10/21/chartex" xmlns:cx3="http://schemas.microsoft.com/office/drawing/2016/5/9/chartex" xmlns:cx4="http://schemas.microsoft.com/office/drawing/2016/5/10/chartex" xmlns:cx5="http://schemas.microsoft.com/office/drawing/2016/5/11/chartex" xmlns:cx6="http://schemas.microsoft.com/office/drawing/2016/5/12/chartex" xmlns:cx7="http://schemas.microsoft.com/office/drawing/2016/5/13/chartex" xmlns:cx8="http://schemas.microsoft.com/office/drawing/2016/5/14/chartex" xmlns:mc="http://schemas.openxmlformats.org/markup-compatibility/2006" xmlns:aink="http://schemas.microsoft.com/office/drawing/2016/ink" xmlns:am3d="http://schemas.microsoft.com/office/drawing/2017/model3d" xmlns:o="urn:schemas-microsoft-com:office:office" xmlns:r="http://schemas.openxmlformats.org/officeDocument/2006/relationships" xmlns:m="http://schemas.openxmlformats.org/officeDocument/2006/math" xmlns:v="urn:schemas-microsoft-com:vml" xmlns:wp14="http://schemas.microsoft.com/office/word/2010/wordprocessingDrawing" xmlns:wp="http://schemas.openxmlformats.org/drawingml/2006/wordprocessingDrawing" xmlns:w10="urn:schemas-microsoft-com:office:word" xmlns:w="http://schemas.openxmlformats.org/wordprocessingml/2006/main" xmlns:w14="http://schemas.microsoft.com/office/word/2010/wordml" xmlns:w15="http://schemas.microsoft.com/office/word/2012/wordml" xmlns:w16cex="http://schemas.microsoft.com/office/word/2018/wordml/cex" xmlns:w16cid="http://schemas.microsoft.com/office/word/2016/wordml/cid" xmlns:w16="http://schemas.microsoft.com/office/word/2018/wordml" xmlns:w16sdtdh="http://schemas.microsoft.com/office/word/2020/wordml/sdtdatahash" xmlns:w16se="http://schemas.microsoft.com/office/word/2015/wordml/symex" xmlns:wpg="http://schemas.microsoft.com/office/word/2010/wordprocessingGroup" xmlns:wpi="http://schemas.microsoft.com/office/word/2010/wordprocessingInk" xmlns:wne="http://schemas.microsoft.com/office/word/2006/wordml" xmlns:wps="http://schemas.microsoft.com/office/word/2010/wordprocessingShape" mc:Ignorable="w14 w15 w16se w16cid w16 w16cex w16sdtdh wp14">
   <w:endnote w:type="separator" w:id="-1">
     <w:p>
       <w:r>
@@ -344,7 +361,7 @@
 </file>
 
 <file path=word/footer1.xml><?xml version="1.0" encoding="utf-8"?>
-<w:ftr xmlns:wpc="http://schemas.microsoft.com/office/word/2010/wordprocessingCanvas" xmlns:cx="http://schemas.microsoft.com/office/drawing/2014/chartex" xmlns:cx1="http://schemas.microsoft.com/office/drawing/2015/9/8/chartex" xmlns:cx2="http://schemas.microsoft.com/office/drawing/2015/10/21/chartex" xmlns:cx3="http://schemas.microsoft.com/office/drawing/2016/5/9/chartex" xmlns:cx4="http://schemas.microsoft.com/office/drawing/2016/5/10/chartex" xmlns:cx5="http://schemas.microsoft.com/office/drawing/2016/5/11/chartex" xmlns:cx6="http://schemas.microsoft.com/office/drawing/2016/5/12/chartex" xmlns:cx7="http://schemas.microsoft.com/office/drawing/2016/5/13/chartex" xmlns:cx8="http://schemas.microsoft.com/office/drawing/2016/5/14/chartex" xmlns:mc="http://schemas.openxmlformats.org/markup-compatibility/2006" xmlns:aink="http://schemas.microsoft.com/office/drawing/2016/ink" xmlns:am3d="http://schemas.microsoft.com/office/drawing/2017/model3d" xmlns:o="urn:schemas-microsoft-com:office:office" xmlns:r="http://schemas.openxmlformats.org/officeDocument/2006/relationships" xmlns:m="http://schemas.openxmlformats.org/officeDocument/2006/math" xmlns:v="urn:schemas-microsoft-com:vml" xmlns:wp14="http://schemas.microsoft.com/office/word/2010/wordprocessingDrawing" xmlns:wp="http://schemas.openxmlformats.org/drawingml/2006/wordprocessingDrawing" xmlns:w10="urn:schemas-microsoft-com:office:word" xmlns:w="http://schemas.openxmlformats.org/wordprocessingml/2006/main" xmlns:w14="http://schemas.microsoft.com/office/word/2010/wordml" xmlns:w15="http://schemas.microsoft.com/office/word/2012/wordml" xmlns:w16cid="http://schemas.microsoft.com/office/word/2016/wordml/cid" xmlns:w16se="http://schemas.microsoft.com/office/word/2015/wordml/symex" xmlns:wpg="http://schemas.microsoft.com/office/word/2010/wordprocessingGroup" xmlns:wpi="http://schemas.microsoft.com/office/word/2010/wordprocessingInk" xmlns:wne="http://schemas.microsoft.com/office/word/2006/wordml" xmlns:wps="http://schemas.microsoft.com/office/word/2010/wordprocessingShape" mc:Ignorable="w14 w15 w16se w16cid wp14">
+<w:ftr xmlns:wpc="http://schemas.microsoft.com/office/word/2010/wordprocessingCanvas" xmlns:cx="http://schemas.microsoft.com/office/drawing/2014/chartex" xmlns:cx1="http://schemas.microsoft.com/office/drawing/2015/9/8/chartex" xmlns:cx2="http://schemas.microsoft.com/office/drawing/2015/10/21/chartex" xmlns:cx3="http://schemas.microsoft.com/office/drawing/2016/5/9/chartex" xmlns:cx4="http://schemas.microsoft.com/office/drawing/2016/5/10/chartex" xmlns:cx5="http://schemas.microsoft.com/office/drawing/2016/5/11/chartex" xmlns:cx6="http://schemas.microsoft.com/office/drawing/2016/5/12/chartex" xmlns:cx7="http://schemas.microsoft.com/office/drawing/2016/5/13/chartex" xmlns:cx8="http://schemas.microsoft.com/office/drawing/2016/5/14/chartex" xmlns:mc="http://schemas.openxmlformats.org/markup-compatibility/2006" xmlns:aink="http://schemas.microsoft.com/office/drawing/2016/ink" xmlns:am3d="http://schemas.microsoft.com/office/drawing/2017/model3d" xmlns:o="urn:schemas-microsoft-com:office:office" xmlns:r="http://schemas.openxmlformats.org/officeDocument/2006/relationships" xmlns:m="http://schemas.openxmlformats.org/officeDocument/2006/math" xmlns:v="urn:schemas-microsoft-com:vml" xmlns:wp14="http://schemas.microsoft.com/office/word/2010/wordprocessingDrawing" xmlns:wp="http://schemas.openxmlformats.org/drawingml/2006/wordprocessingDrawing" xmlns:w10="urn:schemas-microsoft-com:office:word" xmlns:w="http://schemas.openxmlformats.org/wordprocessingml/2006/main" xmlns:w14="http://schemas.microsoft.com/office/word/2010/wordml" xmlns:w15="http://schemas.microsoft.com/office/word/2012/wordml" xmlns:w16cex="http://schemas.microsoft.com/office/word/2018/wordml/cex" xmlns:w16cid="http://schemas.microsoft.com/office/word/2016/wordml/cid" xmlns:w16="http://schemas.microsoft.com/office/word/2018/wordml" xmlns:w16sdtdh="http://schemas.microsoft.com/office/word/2020/wordml/sdtdatahash" xmlns:w16se="http://schemas.microsoft.com/office/word/2015/wordml/symex" xmlns:wpg="http://schemas.microsoft.com/office/word/2010/wordprocessingGroup" xmlns:wpi="http://schemas.microsoft.com/office/word/2010/wordprocessingInk" xmlns:wne="http://schemas.microsoft.com/office/word/2006/wordml" xmlns:wps="http://schemas.microsoft.com/office/word/2010/wordprocessingShape" mc:Ignorable="w14 w15 w16se w16cid w16 w16cex w16sdtdh wp14">
   <w:sdt>
     <w:sdtPr>
       <w:id w:val="2073151837"/>
@@ -414,7 +431,7 @@
 </file>
 
 <file path=word/footnotes.xml><?xml version="1.0" encoding="utf-8"?>
-<w:footnotes xmlns:wpc="http://schemas.microsoft.com/office/word/2010/wordprocessingCanvas" xmlns:cx="http://schemas.microsoft.com/office/drawing/2014/chartex" xmlns:cx1="http://schemas.microsoft.com/office/drawing/2015/9/8/chartex" xmlns:cx2="http://schemas.microsoft.com/office/drawing/2015/10/21/chartex" xmlns:cx3="http://schemas.microsoft.com/office/drawing/2016/5/9/chartex" xmlns:cx4="http://schemas.microsoft.com/office/drawing/2016/5/10/chartex" xmlns:cx5="http://schemas.microsoft.com/office/drawing/2016/5/11/chartex" xmlns:cx6="http://schemas.microsoft.com/office/drawing/2016/5/12/chartex" xmlns:cx7="http://schemas.microsoft.com/office/drawing/2016/5/13/chartex" xmlns:cx8="http://schemas.microsoft.com/office/drawing/2016/5/14/chartex" xmlns:mc="http://schemas.openxmlformats.org/markup-compatibility/2006" xmlns:aink="http://schemas.microsoft.com/office/drawing/2016/ink" xmlns:am3d="http://schemas.microsoft.com/office/drawing/2017/model3d" xmlns:o="urn:schemas-microsoft-com:office:office" xmlns:r="http://schemas.openxmlformats.org/officeDocument/2006/relationships" xmlns:m="http://schemas.openxmlformats.org/officeDocument/2006/math" xmlns:v="urn:schemas-microsoft-com:vml" xmlns:wp14="http://schemas.microsoft.com/office/word/2010/wordprocessingDrawing" xmlns:wp="http://schemas.openxmlformats.org/drawingml/2006/wordprocessingDrawing" xmlns:w10="urn:schemas-microsoft-com:office:word" xmlns:w="http://schemas.openxmlformats.org/wordprocessingml/2006/main" xmlns:w14="http://schemas.microsoft.com/office/word/2010/wordml" xmlns:w15="http://schemas.microsoft.com/office/word/2012/wordml" xmlns:w16cid="http://schemas.microsoft.com/office/word/2016/wordml/cid" xmlns:w16se="http://schemas.microsoft.com/office/word/2015/wordml/symex" xmlns:wpg="http://schemas.microsoft.com/office/word/2010/wordprocessingGroup" xmlns:wpi="http://schemas.microsoft.com/office/word/2010/wordprocessingInk" xmlns:wne="http://schemas.microsoft.com/office/word/2006/wordml" xmlns:wps="http://schemas.microsoft.com/office/word/2010/wordprocessingShape" mc:Ignorable="w14 w15 w16se w16cid wp14">
+<w:footnotes xmlns:wpc="http://schemas.microsoft.com/office/word/2010/wordprocessingCanvas" xmlns:cx="http://schemas.microsoft.com/office/drawing/2014/chartex" xmlns:cx1="http://schemas.microsoft.com/office/drawing/2015/9/8/chartex" xmlns:cx2="http://schemas.microsoft.com/office/drawing/2015/10/21/chartex" xmlns:cx3="http://schemas.microsoft.com/office/drawing/2016/5/9/chartex" xmlns:cx4="http://schemas.microsoft.com/office/drawing/2016/5/10/chartex" xmlns:cx5="http://schemas.microsoft.com/office/drawing/2016/5/11/chartex" xmlns:cx6="http://schemas.microsoft.com/office/drawing/2016/5/12/chartex" xmlns:cx7="http://schemas.microsoft.com/office/drawing/2016/5/13/chartex" xmlns:cx8="http://schemas.microsoft.com/office/drawing/2016/5/14/chartex" xmlns:mc="http://schemas.openxmlformats.org/markup-compatibility/2006" xmlns:aink="http://schemas.microsoft.com/office/drawing/2016/ink" xmlns:am3d="http://schemas.microsoft.com/office/drawing/2017/model3d" xmlns:o="urn:schemas-microsoft-com:office:office" xmlns:r="http://schemas.openxmlformats.org/officeDocument/2006/relationships" xmlns:m="http://schemas.openxmlformats.org/officeDocument/2006/math" xmlns:v="urn:schemas-microsoft-com:vml" xmlns:wp14="http://schemas.microsoft.com/office/word/2010/wordprocessingDrawing" xmlns:wp="http://schemas.openxmlformats.org/drawingml/2006/wordprocessingDrawing" xmlns:w10="urn:schemas-microsoft-com:office:word" xmlns:w="http://schemas.openxmlformats.org/wordprocessingml/2006/main" xmlns:w14="http://schemas.microsoft.com/office/word/2010/wordml" xmlns:w15="http://schemas.microsoft.com/office/word/2012/wordml" xmlns:w16cex="http://schemas.microsoft.com/office/word/2018/wordml/cex" xmlns:w16cid="http://schemas.microsoft.com/office/word/2016/wordml/cid" xmlns:w16="http://schemas.microsoft.com/office/word/2018/wordml" xmlns:w16sdtdh="http://schemas.microsoft.com/office/word/2020/wordml/sdtdatahash" xmlns:w16se="http://schemas.microsoft.com/office/word/2015/wordml/symex" xmlns:wpg="http://schemas.microsoft.com/office/word/2010/wordprocessingGroup" xmlns:wpi="http://schemas.microsoft.com/office/word/2010/wordprocessingInk" xmlns:wne="http://schemas.microsoft.com/office/word/2006/wordml" xmlns:wps="http://schemas.microsoft.com/office/word/2010/wordprocessingShape" mc:Ignorable="w14 w15 w16se w16cid w16 w16cex w16sdtdh wp14">
   <w:footnote w:type="separator" w:id="-1">
     <w:p>
       <w:r>
@@ -433,7 +450,7 @@
 </file>
 
 <file path=word/styles.xml><?xml version="1.0" encoding="utf-8"?>
-<w:styles xmlns:mc="http://schemas.openxmlformats.org/markup-compatibility/2006" xmlns:r="http://schemas.openxmlformats.org/officeDocument/2006/relationships" xmlns:w="http://schemas.openxmlformats.org/wordprocessingml/2006/main" xmlns:w14="http://schemas.microsoft.com/office/word/2010/wordml" xmlns:w15="http://schemas.microsoft.com/office/word/2012/wordml" xmlns:w16cid="http://schemas.microsoft.com/office/word/2016/wordml/cid" xmlns:w16se="http://schemas.microsoft.com/office/word/2015/wordml/symex" mc:Ignorable="w14 w15 w16se w16cid">
+<w:styles xmlns:mc="http://schemas.openxmlformats.org/markup-compatibility/2006" xmlns:r="http://schemas.openxmlformats.org/officeDocument/2006/relationships" xmlns:w="http://schemas.openxmlformats.org/wordprocessingml/2006/main" xmlns:w14="http://schemas.microsoft.com/office/word/2010/wordml" xmlns:w15="http://schemas.microsoft.com/office/word/2012/wordml" xmlns:w16cex="http://schemas.microsoft.com/office/word/2018/wordml/cex" xmlns:w16cid="http://schemas.microsoft.com/office/word/2016/wordml/cid" xmlns:w16="http://schemas.microsoft.com/office/word/2018/wordml" xmlns:w16sdtdh="http://schemas.microsoft.com/office/word/2020/wordml/sdtdatahash" xmlns:w16se="http://schemas.microsoft.com/office/word/2015/wordml/symex" mc:Ignorable="w14 w15 w16se w16cid w16 w16cex w16sdtdh">
   <w:docDefaults>
     <w:rPrDefault>
       <w:rPr>
@@ -449,7 +466,7 @@
       </w:pPr>
     </w:pPrDefault>
   </w:docDefaults>
-  <w:latentStyles w:defLockedState="0" w:defUIPriority="99" w:defSemiHidden="0" w:defUnhideWhenUsed="0" w:defQFormat="0" w:count="375">
+  <w:latentStyles w:defLockedState="0" w:defUIPriority="99" w:defSemiHidden="0" w:defUnhideWhenUsed="0" w:defQFormat="0" w:count="376">
     <w:lsdException w:name="Normal" w:uiPriority="0" w:qFormat="1"/>
     <w:lsdException w:name="heading 1" w:uiPriority="9" w:qFormat="1"/>
     <w:lsdException w:name="heading 2" w:semiHidden="1" w:uiPriority="9" w:unhideWhenUsed="1" w:qFormat="1"/>
@@ -555,7 +572,6 @@
     <w:lsdException w:name="HTML Sample" w:semiHidden="1" w:unhideWhenUsed="1"/>
     <w:lsdException w:name="HTML Typewriter" w:semiHidden="1" w:unhideWhenUsed="1"/>
     <w:lsdException w:name="HTML Variable" w:semiHidden="1" w:unhideWhenUsed="1"/>
-    <w:lsdException w:name="Normal Table" w:semiHidden="1" w:unhideWhenUsed="1"/>
     <w:lsdException w:name="annotation subject" w:semiHidden="1" w:unhideWhenUsed="1"/>
     <w:lsdException w:name="No List" w:semiHidden="1" w:unhideWhenUsed="1"/>
     <w:lsdException w:name="Outline List 1" w:semiHidden="1" w:unhideWhenUsed="1"/>
@@ -602,10 +618,8 @@
     <w:lsdException w:name="Table Subtle 2" w:semiHidden="1" w:unhideWhenUsed="1"/>
     <w:lsdException w:name="Table Web 1" w:semiHidden="1" w:unhideWhenUsed="1"/>
     <w:lsdException w:name="Table Web 2" w:semiHidden="1" w:unhideWhenUsed="1"/>
-    <w:lsdException w:name="Table Web 3" w:semiHidden="1" w:unhideWhenUsed="1"/>
     <w:lsdException w:name="Balloon Text" w:semiHidden="1" w:unhideWhenUsed="1"/>
     <w:lsdException w:name="Table Grid" w:uiPriority="39"/>
-    <w:lsdException w:name="Table Theme" w:semiHidden="1" w:unhideWhenUsed="1"/>
     <w:lsdException w:name="Placeholder Text" w:semiHidden="1"/>
     <w:lsdException w:name="No Spacing" w:uiPriority="1" w:qFormat="1"/>
     <w:lsdException w:name="Light Shading" w:uiPriority="60"/>
@@ -825,6 +839,7 @@
     <w:lsdException w:name="Smart Hyperlink" w:semiHidden="1" w:unhideWhenUsed="1"/>
     <w:lsdException w:name="Hashtag" w:semiHidden="1" w:unhideWhenUsed="1"/>
     <w:lsdException w:name="Unresolved Mention" w:semiHidden="1" w:unhideWhenUsed="1"/>
+    <w:lsdException w:name="Smart Link" w:semiHidden="1" w:unhideWhenUsed="1"/>
   </w:latentStyles>
   <w:style w:type="paragraph" w:default="1" w:styleId="Normal">
     <w:name w:val="Normal"/>
